--- a/services/api/assets/templates/labor-subcontract-v1.docx
+++ b/services/api/assets/templates/labor-subcontract-v1.docx
@@ -4,7 +4,7 @@
   <w:body>
     <w:p>
       <w:r>
-        <w:t xml:space="preserve">{document.watermark}</w:t>
+        <w:t xml:space="preserve">{文档水印}</w:t>
       </w:r>
     </w:p>
     <w:p>
@@ -14,27 +14,27 @@
     </w:p>
     <w:p>
       <w:r>
-        <w:t xml:space="preserve">合同名称：{contract.name}</w:t>
+        <w:t xml:space="preserve">合同名称：{合同名称}</w:t>
       </w:r>
     </w:p>
     <w:p>
       <w:r>
-        <w:t xml:space="preserve">合同编号：{contract.temporaryCode}</w:t>
+        <w:t xml:space="preserve">合同编号：{草稿编号}</w:t>
       </w:r>
     </w:p>
     <w:p>
       <w:r>
-        <w:t xml:space="preserve">合同金额大写：{contract.amountUppercase}</w:t>
+        <w:t xml:space="preserve">合同金额大写：{合同金额大写}</w:t>
       </w:r>
     </w:p>
     <w:p>
       <w:r>
-        <w:t xml:space="preserve">作业地点：{field.workLocation}</w:t>
+        <w:t xml:space="preserve">作业地点：{作业地点}</w:t>
       </w:r>
     </w:p>
     <w:p>
       <w:r>
-        <w:t xml:space="preserve">付款条款：{clause.payment.text}</w:t>
+        <w:t xml:space="preserve">付款条款：{付款条款}</w:t>
       </w:r>
     </w:p>
     <w:p>
@@ -44,10 +44,137 @@
     </w:p>
     <w:p>
       <w:r>
-        <w:t xml:space="preserve">{#bill.laborItems}{itemName} | {unit} | {quantity} | {unitPrice} | {taxInclusiveAmount} | {remark}{/bill.laborItems}</w:t>
+        <w:t xml:space="preserve">{#劳务清单}{名称} | {单位} | {数量} | {单价} | {含税金额} | {备注}{/劳务清单}</w:t>
       </w:r>
     </w:p>
     <w:sectPr/>
   </w:body>
 </w:document>
+</file>
+
+<file path=word/footer-contract-page.xml><?xml version="1.0" encoding="utf-8"?>
+<w:ftr xmlns:w="http://schemas.openxmlformats.org/wordprocessingml/2006/main">
+  <w:p>
+    <w:pPr>
+      <w:pStyle w:val="ContractMeta"/>
+      <w:jc w:val="center"/>
+    </w:pPr>
+    <w:r>
+      <w:t xml:space="preserve">第    页 / 共    页</w:t>
+    </w:r>
+  </w:p>
+</w:ftr>
+</file>
+
+<file path=word/footer1.xml><?xml version="1.0" encoding="utf-8"?>
+<w:ftr xmlns:w="http://schemas.openxmlformats.org/wordprocessingml/2006/main">
+  <w:p>
+    <w:pPr>
+      <w:pStyle w:val="ContractMeta"/>
+      <w:jc w:val="center"/>
+    </w:pPr>
+    <w:r>
+      <w:t xml:space="preserve">第    页 / 共    页</w:t>
+    </w:r>
+  </w:p>
+</w:ftr>
+</file>
+
+<file path=word/header-contract-watermark.xml><?xml version="1.0" encoding="utf-8"?>
+<w:hdr xmlns:w="http://schemas.openxmlformats.org/wordprocessingml/2006/main">
+  <w:p>
+    <w:pPr>
+      <w:pStyle w:val="ContractMeta"/>
+      <w:jc w:val="center"/>
+    </w:pPr>
+    <w:r>
+      <w:t xml:space="preserve">{文档水印}</w:t>
+    </w:r>
+  </w:p>
+</w:hdr>
+</file>
+
+<file path=word/header1.xml><?xml version="1.0" encoding="utf-8"?>
+<w:hdr xmlns:w="http://schemas.openxmlformats.org/wordprocessingml/2006/main">
+  <w:p>
+    <w:pPr>
+      <w:pStyle w:val="ContractMeta"/>
+      <w:jc w:val="center"/>
+    </w:pPr>
+    <w:r>
+      <w:t xml:space="preserve">{文档水印}</w:t>
+    </w:r>
+  </w:p>
+</w:hdr>
+</file>
+
+<file path=word/styles.xml><?xml version="1.0" encoding="utf-8"?>
+<w:styles xmlns:w="http://schemas.openxmlformats.org/wordprocessingml/2006/main">
+  <w:style w:type="paragraph" w:default="1" w:styleId="Normal">
+    <w:name w:val="Normal"/>
+    <w:pPr>
+      <w:spacing w:before="0" w:after="0" w:line="500" w:lineRule="exact"/>
+      <w:ind w:firstLineChars="200"/>
+      <w:jc w:val="both"/>
+    </w:pPr>
+    <w:rPr>
+      <w:rFonts w:ascii="Times New Roman" w:hAnsi="Times New Roman" w:eastAsia="仿宋_GB2312" w:cs="Times New Roman"/>
+      <w:sz w:val="28"/>
+      <w:szCs w:val="28"/>
+    </w:rPr>
+  </w:style>
+  <w:style w:type="paragraph" w:styleId="ContractTitle">
+    <w:name w:val="Contract Title"/>
+    <w:basedOn w:val="Normal"/>
+    <w:pPr>
+      <w:spacing w:before="0" w:after="0" w:line="500" w:lineRule="exact"/>
+      <w:jc w:val="center"/>
+    </w:pPr>
+    <w:rPr>
+      <w:rFonts w:ascii="Times New Roman" w:hAnsi="Times New Roman" w:eastAsia="方正小标宋简体" w:cs="Times New Roman"/>
+      <w:sz w:val="44"/>
+      <w:szCs w:val="44"/>
+    </w:rPr>
+  </w:style>
+  <w:style w:type="paragraph" w:styleId="ContractMeta">
+    <w:name w:val="Contract Meta"/>
+    <w:basedOn w:val="Normal"/>
+    <w:pPr>
+      <w:spacing w:before="0" w:after="0" w:line="500" w:lineRule="exact"/>
+      <w:ind w:firstLineChars="0"/>
+    </w:pPr>
+    <w:rPr>
+      <w:rFonts w:ascii="Times New Roman" w:hAnsi="Times New Roman" w:eastAsia="仿宋_GB2312" w:cs="Times New Roman"/>
+      <w:sz w:val="28"/>
+      <w:szCs w:val="28"/>
+    </w:rPr>
+  </w:style>
+  <w:style w:type="paragraph" w:styleId="ContractCoverTitle">
+    <w:name w:val="Contract Cover Title"/>
+    <w:basedOn w:val="ContractTitle"/>
+    <w:pPr>
+      <w:spacing w:before="0" w:after="0" w:line="500" w:lineRule="exact"/>
+      <w:jc w:val="center"/>
+    </w:pPr>
+    <w:rPr>
+      <w:rFonts w:ascii="Times New Roman" w:hAnsi="Times New Roman" w:eastAsia="方正小标宋简体" w:cs="Times New Roman"/>
+      <w:sz w:val="44"/>
+      <w:szCs w:val="44"/>
+    </w:rPr>
+  </w:style>
+  <w:style w:type="paragraph" w:styleId="ContractTableText">
+    <w:name w:val="Contract Table Text"/>
+    <w:basedOn w:val="Normal"/>
+    <w:pPr>
+      <w:spacing w:before="0" w:after="0" w:line="300" w:lineRule="auto"/>
+      <w:ind w:firstLineChars="0"/>
+      <w:jc w:val="center"/>
+    </w:pPr>
+    <w:rPr>
+      <w:rFonts w:ascii="Times New Roman" w:hAnsi="Times New Roman" w:eastAsia="仿宋_GB2312" w:cs="Times New Roman"/>
+      <w:sz w:val="18"/>
+      <w:szCs w:val="18"/>
+    </w:rPr>
+  </w:style>
+</w:styles>
 </file>